--- a/Propuesta_Chacra_La_Primavera.docx
+++ b/Propuesta_Chacra_La_Primavera.docx
@@ -36,6 +36,414 @@
         <w:t>Producción Ganadera y Manejo del Agua</w:t>
       </w:r>
     </w:p>
+    <w:sdt>
+      <w:sdtPr>
+        <w:rPr>
+          <w:lang w:val="es-ES"/>
+        </w:rPr>
+        <w:id w:val="1227577496"/>
+        <w:docPartObj>
+          <w:docPartGallery w:val="Table of Contents"/>
+          <w:docPartUnique/>
+        </w:docPartObj>
+      </w:sdtPr>
+      <w:sdtEndPr>
+        <w:rPr>
+          <w:rFonts w:ascii="Calibri" w:eastAsia="Calibri" w:hAnsi="Calibri" w:cs="Calibri"/>
+          <w:b/>
+          <w:bCs/>
+          <w:color w:val="333333"/>
+          <w:sz w:val="22"/>
+          <w:szCs w:val="22"/>
+        </w:rPr>
+      </w:sdtEndPr>
+      <w:sdtContent>
+        <w:p>
+          <w:pPr>
+            <w:pStyle w:val="TtuloTDC"/>
+          </w:pPr>
+          <w:r>
+            <w:rPr>
+              <w:lang w:val="es-ES"/>
+            </w:rPr>
+            <w:t>Contenido</w:t>
+          </w:r>
+        </w:p>
+        <w:p>
+          <w:pPr>
+            <w:pStyle w:val="TDC1"/>
+            <w:tabs>
+              <w:tab w:val="right" w:leader="dot" w:pos="9016"/>
+            </w:tabs>
+            <w:rPr>
+              <w:noProof/>
+            </w:rPr>
+          </w:pPr>
+          <w:r>
+            <w:fldChar w:fldCharType="begin"/>
+          </w:r>
+          <w:r>
+            <w:instrText xml:space="preserve"> TOC \o "1-3" \h \z \u </w:instrText>
+          </w:r>
+          <w:r>
+            <w:fldChar w:fldCharType="separate"/>
+          </w:r>
+          <w:hyperlink w:anchor="_Toc225778356" w:history="1">
+            <w:r>
+              <w:rPr>
+                <w:rStyle w:val="Hipervnculo"/>
+                <w:noProof/>
+              </w:rPr>
+              <w:t>Objetivo</w:t>
+            </w:r>
+            <w:r>
+              <w:rPr>
+                <w:noProof/>
+                <w:webHidden/>
+              </w:rPr>
+              <w:tab/>
+            </w:r>
+            <w:r>
+              <w:rPr>
+                <w:noProof/>
+                <w:webHidden/>
+              </w:rPr>
+              <w:fldChar w:fldCharType="begin"/>
+            </w:r>
+            <w:r>
+              <w:rPr>
+                <w:noProof/>
+                <w:webHidden/>
+              </w:rPr>
+              <w:instrText xml:space="preserve"> PAGEREF _Toc225778356 \h </w:instrText>
+            </w:r>
+            <w:r>
+              <w:rPr>
+                <w:noProof/>
+                <w:webHidden/>
+              </w:rPr>
+            </w:r>
+            <w:r>
+              <w:rPr>
+                <w:noProof/>
+                <w:webHidden/>
+              </w:rPr>
+              <w:fldChar w:fldCharType="separate"/>
+            </w:r>
+            <w:r>
+              <w:rPr>
+                <w:noProof/>
+                <w:webHidden/>
+              </w:rPr>
+              <w:t>1</w:t>
+            </w:r>
+            <w:r>
+              <w:rPr>
+                <w:noProof/>
+                <w:webHidden/>
+              </w:rPr>
+              <w:fldChar w:fldCharType="end"/>
+            </w:r>
+          </w:hyperlink>
+        </w:p>
+        <w:p>
+          <w:pPr>
+            <w:pStyle w:val="TDC1"/>
+            <w:tabs>
+              <w:tab w:val="right" w:leader="dot" w:pos="9016"/>
+            </w:tabs>
+            <w:rPr>
+              <w:noProof/>
+            </w:rPr>
+          </w:pPr>
+          <w:hyperlink w:anchor="_Toc225778357" w:history="1">
+            <w:r>
+              <w:rPr>
+                <w:rStyle w:val="Hipervnculo"/>
+                <w:noProof/>
+              </w:rPr>
+              <w:t>Resume</w:t>
+            </w:r>
+            <w:r>
+              <w:rPr>
+                <w:rStyle w:val="Hipervnculo"/>
+                <w:noProof/>
+              </w:rPr>
+              <w:t>n</w:t>
+            </w:r>
+            <w:r>
+              <w:rPr>
+                <w:rStyle w:val="Hipervnculo"/>
+                <w:noProof/>
+              </w:rPr>
+              <w:t xml:space="preserve"> Ejecutivo</w:t>
+            </w:r>
+            <w:r>
+              <w:rPr>
+                <w:noProof/>
+                <w:webHidden/>
+              </w:rPr>
+              <w:tab/>
+            </w:r>
+            <w:r>
+              <w:rPr>
+                <w:noProof/>
+                <w:webHidden/>
+              </w:rPr>
+              <w:fldChar w:fldCharType="begin"/>
+            </w:r>
+            <w:r>
+              <w:rPr>
+                <w:noProof/>
+                <w:webHidden/>
+              </w:rPr>
+              <w:instrText xml:space="preserve"> PAGEREF _Toc225778357 \h </w:instrText>
+            </w:r>
+            <w:r>
+              <w:rPr>
+                <w:noProof/>
+                <w:webHidden/>
+              </w:rPr>
+            </w:r>
+            <w:r>
+              <w:rPr>
+                <w:noProof/>
+                <w:webHidden/>
+              </w:rPr>
+              <w:fldChar w:fldCharType="separate"/>
+            </w:r>
+            <w:r>
+              <w:rPr>
+                <w:noProof/>
+                <w:webHidden/>
+              </w:rPr>
+              <w:t>1</w:t>
+            </w:r>
+            <w:r>
+              <w:rPr>
+                <w:noProof/>
+                <w:webHidden/>
+              </w:rPr>
+              <w:fldChar w:fldCharType="end"/>
+            </w:r>
+          </w:hyperlink>
+        </w:p>
+        <w:p>
+          <w:pPr>
+            <w:pStyle w:val="TDC1"/>
+            <w:tabs>
+              <w:tab w:val="right" w:leader="dot" w:pos="9016"/>
+            </w:tabs>
+            <w:rPr>
+              <w:noProof/>
+            </w:rPr>
+          </w:pPr>
+          <w:hyperlink w:anchor="_Toc225778358" w:history="1">
+            <w:r>
+              <w:rPr>
+                <w:rStyle w:val="Hipervnculo"/>
+                <w:noProof/>
+              </w:rPr>
+              <w:t>Pilares del Plan</w:t>
+            </w:r>
+            <w:r>
+              <w:rPr>
+                <w:noProof/>
+                <w:webHidden/>
+              </w:rPr>
+              <w:tab/>
+            </w:r>
+            <w:r>
+              <w:rPr>
+                <w:noProof/>
+                <w:webHidden/>
+              </w:rPr>
+              <w:fldChar w:fldCharType="begin"/>
+            </w:r>
+            <w:r>
+              <w:rPr>
+                <w:noProof/>
+                <w:webHidden/>
+              </w:rPr>
+              <w:instrText xml:space="preserve"> PAGEREF _Toc225778358 \h </w:instrText>
+            </w:r>
+            <w:r>
+              <w:rPr>
+                <w:noProof/>
+                <w:webHidden/>
+              </w:rPr>
+            </w:r>
+            <w:r>
+              <w:rPr>
+                <w:noProof/>
+                <w:webHidden/>
+              </w:rPr>
+              <w:fldChar w:fldCharType="separate"/>
+            </w:r>
+            <w:r>
+              <w:rPr>
+                <w:noProof/>
+                <w:webHidden/>
+              </w:rPr>
+              <w:t>2</w:t>
+            </w:r>
+            <w:r>
+              <w:rPr>
+                <w:noProof/>
+                <w:webHidden/>
+              </w:rPr>
+              <w:fldChar w:fldCharType="end"/>
+            </w:r>
+          </w:hyperlink>
+        </w:p>
+        <w:p>
+          <w:pPr>
+            <w:pStyle w:val="TDC1"/>
+            <w:tabs>
+              <w:tab w:val="right" w:leader="dot" w:pos="9016"/>
+            </w:tabs>
+            <w:rPr>
+              <w:noProof/>
+            </w:rPr>
+          </w:pPr>
+          <w:hyperlink w:anchor="_Toc225778359" w:history="1">
+            <w:r>
+              <w:rPr>
+                <w:rStyle w:val="Hipervnculo"/>
+                <w:noProof/>
+              </w:rPr>
+              <w:t>Ocupaciones de la Consultora</w:t>
+            </w:r>
+            <w:r>
+              <w:rPr>
+                <w:noProof/>
+                <w:webHidden/>
+              </w:rPr>
+              <w:tab/>
+            </w:r>
+            <w:r>
+              <w:rPr>
+                <w:noProof/>
+                <w:webHidden/>
+              </w:rPr>
+              <w:fldChar w:fldCharType="begin"/>
+            </w:r>
+            <w:r>
+              <w:rPr>
+                <w:noProof/>
+                <w:webHidden/>
+              </w:rPr>
+              <w:instrText xml:space="preserve"> PAGEREF _Toc225778359 \h </w:instrText>
+            </w:r>
+            <w:r>
+              <w:rPr>
+                <w:noProof/>
+                <w:webHidden/>
+              </w:rPr>
+            </w:r>
+            <w:r>
+              <w:rPr>
+                <w:noProof/>
+                <w:webHidden/>
+              </w:rPr>
+              <w:fldChar w:fldCharType="separate"/>
+            </w:r>
+            <w:r>
+              <w:rPr>
+                <w:noProof/>
+                <w:webHidden/>
+              </w:rPr>
+              <w:t>3</w:t>
+            </w:r>
+            <w:r>
+              <w:rPr>
+                <w:noProof/>
+                <w:webHidden/>
+              </w:rPr>
+              <w:fldChar w:fldCharType="end"/>
+            </w:r>
+          </w:hyperlink>
+        </w:p>
+        <w:p>
+          <w:pPr>
+            <w:pStyle w:val="TDC1"/>
+            <w:tabs>
+              <w:tab w:val="right" w:leader="dot" w:pos="9016"/>
+            </w:tabs>
+            <w:rPr>
+              <w:noProof/>
+            </w:rPr>
+          </w:pPr>
+          <w:hyperlink w:anchor="_Toc225778360" w:history="1">
+            <w:r>
+              <w:rPr>
+                <w:rStyle w:val="Hipervnculo"/>
+                <w:noProof/>
+              </w:rPr>
+              <w:t>Propuesta de Escenarios Posibles</w:t>
+            </w:r>
+            <w:r>
+              <w:rPr>
+                <w:noProof/>
+                <w:webHidden/>
+              </w:rPr>
+              <w:tab/>
+            </w:r>
+            <w:r>
+              <w:rPr>
+                <w:noProof/>
+                <w:webHidden/>
+              </w:rPr>
+              <w:fldChar w:fldCharType="begin"/>
+            </w:r>
+            <w:r>
+              <w:rPr>
+                <w:noProof/>
+                <w:webHidden/>
+              </w:rPr>
+              <w:instrText xml:space="preserve"> PAGEREF _Toc225778360 \h </w:instrText>
+            </w:r>
+            <w:r>
+              <w:rPr>
+                <w:noProof/>
+                <w:webHidden/>
+              </w:rPr>
+            </w:r>
+            <w:r>
+              <w:rPr>
+                <w:noProof/>
+                <w:webHidden/>
+              </w:rPr>
+              <w:fldChar w:fldCharType="separate"/>
+            </w:r>
+            <w:r>
+              <w:rPr>
+                <w:noProof/>
+                <w:webHidden/>
+              </w:rPr>
+              <w:t>5</w:t>
+            </w:r>
+            <w:r>
+              <w:rPr>
+                <w:noProof/>
+                <w:webHidden/>
+              </w:rPr>
+              <w:fldChar w:fldCharType="end"/>
+            </w:r>
+          </w:hyperlink>
+        </w:p>
+        <w:p>
+          <w:r>
+            <w:rPr>
+              <w:b/>
+              <w:bCs/>
+              <w:lang w:val="es-ES"/>
+            </w:rPr>
+            <w:fldChar w:fldCharType="end"/>
+          </w:r>
+        </w:p>
+      </w:sdtContent>
+    </w:sdt>
     <w:p>
       <w:pPr>
         <w:shd w:val="clear" w:color="auto" w:fill="2D6A4F"/>
@@ -58,18 +466,6 @@
           <w:bottom w:val="single" w:sz="6" w:space="4" w:color="52B788"/>
         </w:pBdr>
       </w:pPr>
-      <w:r>
-        <w:t>Objetivo</w:t>
-      </w:r>
-    </w:p>
-    <w:p>
-      <w:pPr>
-        <w:spacing w:before="80" w:after="200"/>
-        <w:jc w:val="both"/>
-      </w:pPr>
-      <w:r>
-        <w:t>Propuesta orientada a optimizar la productividad y rentabilidad del sistema mediante el manejo regenerativo del pastoreo y el diseño estratégico del agua en el paisaje.</w:t>
-      </w:r>
     </w:p>
     <w:p>
       <w:pPr>
@@ -78,65 +474,20 @@
           <w:bottom w:val="single" w:sz="6" w:space="4" w:color="52B788"/>
         </w:pBdr>
       </w:pPr>
-      <w:r>
-        <w:t>Resumen Ejecutivo</w:t>
-      </w:r>
-    </w:p>
-    <w:p>
-      <w:pPr>
-        <w:spacing w:before="80" w:after="80"/>
+      <w:bookmarkStart w:id="0" w:name="_Toc225778356"/>
+      <w:r>
+        <w:t>Objetivo</w:t>
+      </w:r>
+      <w:bookmarkEnd w:id="0"/>
+    </w:p>
+    <w:p>
+      <w:pPr>
+        <w:spacing w:before="80" w:after="200"/>
         <w:jc w:val="both"/>
       </w:pPr>
       <w:r>
-        <w:t>La presente propuesta tiene como objetivo desarrollar un sistema productivo ganadero eficiente, resiliente y económicamente viable en la Chacra La Primavera, mediante la integración de herramientas de planificación de la tierra, manejo agroecológico del pastoreo y diseño estratégico del agua.</w:t>
-      </w:r>
-    </w:p>
-    <w:p>
-      <w:pPr>
-        <w:spacing w:after="100"/>
-      </w:pPr>
-    </w:p>
-    <w:p>
-      <w:pPr>
-        <w:spacing w:before="80" w:after="80"/>
-        <w:jc w:val="both"/>
-      </w:pPr>
-      <w:r>
-        <w:t>El enfoque se basa en optimizar el uso de los recursos disponibles —suelo, agua, pasto y animales— priorizando la regeneración de los procesos ecológicos que sostienen la producción. En este sentido, el manejo del agua ocupa un rol central, proponiendo intervenciones que permitan mejorar la infiltración, distribución y almacenamiento hídrico en el paisaje, potenciando especialmente ambientes clave como los mallines.</w:t>
-      </w:r>
-    </w:p>
-    <w:p>
-      <w:pPr>
-        <w:spacing w:after="100"/>
-      </w:pPr>
-    </w:p>
-    <w:p>
-      <w:pPr>
-        <w:spacing w:before="80" w:after="80"/>
-        <w:jc w:val="both"/>
-      </w:pPr>
-      <w:r>
-        <w:t>A través de la implementación de un pastoreo planificado y un diseño hidrológico funcional, se busca incrementar la producción de forraje, estabilizar su oferta a lo largo del año y reducir la dependencia de insumos externos. Esto permitirá aumentar la carga animal de manera sostenible y mejorar los indicadores productivos del sistema.</w:t>
-      </w:r>
-    </w:p>
-    <w:p>
-      <w:pPr>
-        <w:spacing w:after="100"/>
-      </w:pPr>
-    </w:p>
-    <w:p>
-      <w:pPr>
-        <w:spacing w:before="80" w:after="80"/>
-        <w:jc w:val="both"/>
-      </w:pPr>
-      <w:r>
-        <w:t>En términos económicos, la propuesta apunta a reducir costos operativos, aumentar la eficiencia en la conversión de pasto en carne y mejorar la rentabilidad por hectárea, generando un sistema más estable frente a la variabilidad climática y de mercado.</w:t>
-      </w:r>
-    </w:p>
-    <w:p>
-      <w:pPr>
-        <w:spacing w:after="160"/>
-      </w:pPr>
+        <w:t>Propuesta orientada a optimizar la productividad y rentabilidad del sistema mediante el manejo regenerativo del pastoreo y el diseño estratégico del agua en el paisaje.</w:t>
+      </w:r>
     </w:p>
     <w:p>
       <w:pPr>
@@ -145,9 +496,81 @@
           <w:bottom w:val="single" w:sz="6" w:space="4" w:color="52B788"/>
         </w:pBdr>
       </w:pPr>
+      <w:bookmarkStart w:id="1" w:name="_Toc225778357"/>
+      <w:r>
+        <w:t>Resumen Ejecutivo</w:t>
+      </w:r>
+      <w:bookmarkEnd w:id="1"/>
+    </w:p>
+    <w:p>
+      <w:pPr>
+        <w:spacing w:before="80" w:after="80"/>
+        <w:jc w:val="both"/>
+      </w:pPr>
+      <w:r>
+        <w:t>La presente propuesta tiene como objetivo desarrollar un sistema productivo ganadero eficiente, resiliente y económicamente viable en la Chacra La Primavera, mediante la integración de herramientas de planificación de la tierra, manejo agroecológico del pastoreo y diseño estratégico del agua.</w:t>
+      </w:r>
+    </w:p>
+    <w:p>
+      <w:pPr>
+        <w:spacing w:after="100"/>
+      </w:pPr>
+    </w:p>
+    <w:p>
+      <w:pPr>
+        <w:spacing w:before="80" w:after="80"/>
+        <w:jc w:val="both"/>
+      </w:pPr>
+      <w:r>
+        <w:t>El enfoque se basa en optimizar el uso de los recursos disponibles —suelo, agua, pasto y animales— priorizando la regeneración de los procesos ecológicos que sostienen la producción. En este sentido, el manejo del agua ocupa un rol central, proponiendo intervenciones que permitan mejorar la infiltración, distribución y almacenamiento hídrico en el paisaje, potenciando especialmente ambientes clave como los mallines.</w:t>
+      </w:r>
+    </w:p>
+    <w:p>
+      <w:pPr>
+        <w:spacing w:after="100"/>
+      </w:pPr>
+    </w:p>
+    <w:p>
+      <w:pPr>
+        <w:spacing w:before="80" w:after="80"/>
+        <w:jc w:val="both"/>
+      </w:pPr>
+      <w:r>
+        <w:t>A través de la implementación de un pastoreo planificado y un diseño hidrológico funcional, se busca incrementar la producción de forraje, estabilizar su oferta a lo largo del año y reducir la dependencia de insumos externos. Esto permitirá aumentar la carga animal de manera sostenible y mejorar los indicadores productivos del sistema.</w:t>
+      </w:r>
+    </w:p>
+    <w:p>
+      <w:pPr>
+        <w:spacing w:after="100"/>
+      </w:pPr>
+    </w:p>
+    <w:p>
+      <w:pPr>
+        <w:spacing w:before="80" w:after="80"/>
+        <w:jc w:val="both"/>
+      </w:pPr>
+      <w:r>
+        <w:lastRenderedPageBreak/>
+        <w:t>En términos económicos, la propuesta apunta a reducir costos operativos, aumentar la eficiencia en la conversión de pasto en carne y mejorar la rentabilidad por hectárea, generando un sistema más estable frente a la variabilidad climática y de mercado.</w:t>
+      </w:r>
+    </w:p>
+    <w:p>
+      <w:pPr>
+        <w:spacing w:after="160"/>
+      </w:pPr>
+    </w:p>
+    <w:p>
+      <w:pPr>
+        <w:pStyle w:val="Ttulo1"/>
+        <w:pBdr>
+          <w:bottom w:val="single" w:sz="6" w:space="4" w:color="52B788"/>
+        </w:pBdr>
+      </w:pPr>
+      <w:bookmarkStart w:id="2" w:name="_Toc225778358"/>
       <w:r>
         <w:t>Pilares del Plan</w:t>
       </w:r>
+      <w:bookmarkEnd w:id="2"/>
     </w:p>
     <w:p>
       <w:pPr>
@@ -200,7 +623,6 @@
         <w:spacing w:before="60" w:after="60"/>
       </w:pPr>
       <w:r>
-        <w:lastRenderedPageBreak/>
         <w:t>Evaluación de costos y rentabilidad considerando beneficios ecológicos (reducción de insumos externos, regeneración del suelo).</w:t>
       </w:r>
     </w:p>
@@ -488,6 +910,7 @@
           <w:b/>
           <w:bCs/>
         </w:rPr>
+        <w:lastRenderedPageBreak/>
         <w:t>Lectura del paisaje y diseño en base a curvas de nivel (</w:t>
       </w:r>
       <w:proofErr w:type="spellStart"/>
@@ -803,9 +1226,11 @@
           <w:bottom w:val="single" w:sz="6" w:space="4" w:color="52B788"/>
         </w:pBdr>
       </w:pPr>
+      <w:bookmarkStart w:id="3" w:name="_Toc225778359"/>
       <w:r>
         <w:t>Ocupaciones de la Consultora</w:t>
       </w:r>
+      <w:bookmarkEnd w:id="3"/>
     </w:p>
     <w:p>
       <w:pPr>
@@ -913,6 +1338,7 @@
         <w:spacing w:before="60" w:after="60"/>
       </w:pPr>
       <w:r>
+        <w:lastRenderedPageBreak/>
         <w:t>Organizar la compra de insumos, priorizando proveedores locales y opciones más sustentables.</w:t>
       </w:r>
     </w:p>
@@ -1014,7 +1440,6 @@
         <w:spacing w:before="60" w:after="60"/>
       </w:pPr>
       <w:r>
-        <w:lastRenderedPageBreak/>
         <w:t xml:space="preserve">Organizar un plan de reproducción eficiente: determinar cuántas vacas serán </w:t>
       </w:r>
       <w:proofErr w:type="spellStart"/>
@@ -1311,6 +1736,7 @@
         <w:spacing w:before="60" w:after="60"/>
       </w:pPr>
       <w:r>
+        <w:lastRenderedPageBreak/>
         <w:t>Realizar una lectura integral del paisaje: identificar pendientes, divisorias de aguas, líneas de escurrimiento, zonas de acumulación y sectores con potencial de intervención.</w:t>
       </w:r>
     </w:p>
@@ -1384,7 +1810,6 @@
         <w:spacing w:before="60" w:after="60"/>
       </w:pPr>
       <w:r>
-        <w:lastRenderedPageBreak/>
         <w:t>Gestionar y monitorear el estado de los arroyos permanentes: evitar erosión de márgenes, reducir la velocidad del agua y favorecer la infiltración lateral.</w:t>
       </w:r>
     </w:p>
@@ -1517,9 +1942,11 @@
           <w:bottom w:val="single" w:sz="6" w:space="4" w:color="52B788"/>
         </w:pBdr>
       </w:pPr>
+      <w:bookmarkStart w:id="4" w:name="_Toc225778360"/>
       <w:r>
         <w:t>Propuesta de Escenarios Posibles</w:t>
       </w:r>
+      <w:bookmarkEnd w:id="4"/>
     </w:p>
     <w:p>
       <w:pPr>
@@ -1548,12 +1975,6 @@
         <w:gridCol w:w="4513"/>
       </w:tblGrid>
       <w:tr>
-        <w:tblPrEx>
-          <w:tblCellMar>
-            <w:top w:w="0" w:type="dxa"/>
-            <w:bottom w:w="0" w:type="dxa"/>
-          </w:tblCellMar>
-        </w:tblPrEx>
         <w:trPr>
           <w:tblHeader/>
         </w:trPr>
@@ -1669,12 +2090,6 @@
         </w:tc>
       </w:tr>
       <w:tr>
-        <w:tblPrEx>
-          <w:tblCellMar>
-            <w:top w:w="0" w:type="dxa"/>
-            <w:bottom w:w="0" w:type="dxa"/>
-          </w:tblCellMar>
-        </w:tblPrEx>
         <w:tc>
           <w:tcPr>
             <w:tcW w:w="4513" w:type="dxa"/>
@@ -1729,12 +2144,6 @@
         </w:tc>
       </w:tr>
       <w:tr>
-        <w:tblPrEx>
-          <w:tblCellMar>
-            <w:top w:w="0" w:type="dxa"/>
-            <w:bottom w:w="0" w:type="dxa"/>
-          </w:tblCellMar>
-        </w:tblPrEx>
         <w:tc>
           <w:tcPr>
             <w:tcW w:w="4513" w:type="dxa"/>
@@ -1789,12 +2198,6 @@
         </w:tc>
       </w:tr>
       <w:tr>
-        <w:tblPrEx>
-          <w:tblCellMar>
-            <w:top w:w="0" w:type="dxa"/>
-            <w:bottom w:w="0" w:type="dxa"/>
-          </w:tblCellMar>
-        </w:tblPrEx>
         <w:tc>
           <w:tcPr>
             <w:tcW w:w="4513" w:type="dxa"/>
@@ -1849,12 +2252,6 @@
         </w:tc>
       </w:tr>
       <w:tr>
-        <w:tblPrEx>
-          <w:tblCellMar>
-            <w:top w:w="0" w:type="dxa"/>
-            <w:bottom w:w="0" w:type="dxa"/>
-          </w:tblCellMar>
-        </w:tblPrEx>
         <w:tc>
           <w:tcPr>
             <w:tcW w:w="4513" w:type="dxa"/>
@@ -1877,6 +2274,7 @@
               <w:rPr>
                 <w:color w:val="1B4332"/>
               </w:rPr>
+              <w:lastRenderedPageBreak/>
               <w:t>Recriar 40 terneros temporada 26/27</w:t>
             </w:r>
           </w:p>
@@ -1909,12 +2307,6 @@
         </w:tc>
       </w:tr>
       <w:tr>
-        <w:tblPrEx>
-          <w:tblCellMar>
-            <w:top w:w="0" w:type="dxa"/>
-            <w:bottom w:w="0" w:type="dxa"/>
-          </w:tblCellMar>
-        </w:tblPrEx>
         <w:tc>
           <w:tcPr>
             <w:tcW w:w="4513" w:type="dxa"/>
@@ -1975,12 +2367,12 @@
       </w:pPr>
     </w:p>
     <w:sectPr>
-      <w:headerReference w:type="even" r:id="rId7"/>
-      <w:headerReference w:type="default" r:id="rId8"/>
-      <w:footerReference w:type="even" r:id="rId9"/>
-      <w:footerReference w:type="default" r:id="rId10"/>
-      <w:headerReference w:type="first" r:id="rId11"/>
-      <w:footerReference w:type="first" r:id="rId12"/>
+      <w:headerReference w:type="even" r:id="rId8"/>
+      <w:headerReference w:type="default" r:id="rId9"/>
+      <w:footerReference w:type="even" r:id="rId10"/>
+      <w:footerReference w:type="default" r:id="rId11"/>
+      <w:headerReference w:type="first" r:id="rId12"/>
+      <w:footerReference w:type="first" r:id="rId13"/>
       <w:pgSz w:w="11906" w:h="16838"/>
       <w:pgMar w:top="1440" w:right="1440" w:bottom="1440" w:left="1440" w:header="708" w:footer="708" w:gutter="0"/>
       <w:cols w:space="720"/>
@@ -2092,12 +2484,6 @@
       <w:gridCol w:w="5867"/>
     </w:tblGrid>
     <w:tr>
-      <w:tblPrEx>
-        <w:tblCellMar>
-          <w:top w:w="0" w:type="dxa"/>
-          <w:bottom w:w="0" w:type="dxa"/>
-        </w:tblCellMar>
-      </w:tblPrEx>
       <w:tc>
         <w:tcPr>
           <w:tcW w:w="3159" w:type="dxa"/>
@@ -3121,6 +3507,41 @@
     <w:uiPriority w:val="99"/>
     <w:rsid w:val="009B6F07"/>
   </w:style>
+  <w:style w:type="paragraph" w:styleId="TtuloTDC">
+    <w:name w:val="TOC Heading"/>
+    <w:basedOn w:val="Ttulo1"/>
+    <w:next w:val="Normal"/>
+    <w:uiPriority w:val="39"/>
+    <w:unhideWhenUsed/>
+    <w:qFormat/>
+    <w:rsid w:val="00C12523"/>
+    <w:pPr>
+      <w:keepNext/>
+      <w:keepLines/>
+      <w:spacing w:before="240" w:after="0" w:line="259" w:lineRule="auto"/>
+      <w:outlineLvl w:val="9"/>
+    </w:pPr>
+    <w:rPr>
+      <w:rFonts w:asciiTheme="majorHAnsi" w:eastAsiaTheme="majorEastAsia" w:hAnsiTheme="majorHAnsi" w:cstheme="majorBidi"/>
+      <w:b w:val="0"/>
+      <w:bCs w:val="0"/>
+      <w:color w:val="2F5496" w:themeColor="accent1" w:themeShade="BF"/>
+      <w:sz w:val="32"/>
+      <w:szCs w:val="32"/>
+    </w:rPr>
+  </w:style>
+  <w:style w:type="paragraph" w:styleId="TDC1">
+    <w:name w:val="toc 1"/>
+    <w:basedOn w:val="Normal"/>
+    <w:next w:val="Normal"/>
+    <w:autoRedefine/>
+    <w:uiPriority w:val="39"/>
+    <w:unhideWhenUsed/>
+    <w:rsid w:val="00C12523"/>
+    <w:pPr>
+      <w:spacing w:after="100"/>
+    </w:pPr>
+  </w:style>
 </w:styles>
 </file>
 
@@ -3417,4 +3838,16 @@
     </a:ext>
   </a:extLst>
 </a:theme>
+</file>
+
+<file path=customXml/item1.xml><?xml version="1.0" encoding="utf-8"?>
+<b:Sources xmlns:b="http://schemas.openxmlformats.org/officeDocument/2006/bibliography" xmlns="http://schemas.openxmlformats.org/officeDocument/2006/bibliography" SelectedStyle="\APASixthEditionOfficeOnline.xsl" StyleName="APA" Version="6"/>
+</file>
+
+<file path=customXml/itemProps1.xml><?xml version="1.0" encoding="utf-8"?>
+<ds:datastoreItem xmlns:ds="http://schemas.openxmlformats.org/officeDocument/2006/customXml" ds:itemID="{2C63EB50-1163-48DA-9305-7B7C73969896}">
+  <ds:schemaRefs>
+    <ds:schemaRef ds:uri="http://schemas.openxmlformats.org/officeDocument/2006/bibliography"/>
+  </ds:schemaRefs>
+</ds:datastoreItem>
 </file>